--- a/FARHANA KAMRAN_timetable.docx
+++ b/FARHANA KAMRAN_timetable.docx
@@ -7,7 +7,12 @@
         <w:pStyle w:val="Title"/>
       </w:pPr>
       <w:r>
-        <w:t>Teacher Timetable - FARHANA KAMRAN</w:t>
+        <w:t>Teacher Timetable — FARHANA KAMRAN</w:t>
+      </w:r>
+    </w:p>
+    <w:p>
+      <w:r>
+        <w:t>Total Weekly Periods: 25</w:t>
       </w:r>
     </w:p>
     <w:tbl>
@@ -17,17 +22,19 @@
         <w:tblLook w:firstColumn="1" w:firstRow="1" w:lastColumn="0" w:lastRow="0" w:noHBand="0" w:noVBand="1" w:val="04A0"/>
       </w:tblPr>
       <w:tblGrid>
-        <w:gridCol w:w="1440"/>
-        <w:gridCol w:w="1440"/>
-        <w:gridCol w:w="1440"/>
-        <w:gridCol w:w="1440"/>
-        <w:gridCol w:w="1440"/>
-        <w:gridCol w:w="1440"/>
+        <w:gridCol w:w="1080"/>
+        <w:gridCol w:w="1080"/>
+        <w:gridCol w:w="1080"/>
+        <w:gridCol w:w="1080"/>
+        <w:gridCol w:w="1080"/>
+        <w:gridCol w:w="1080"/>
+        <w:gridCol w:w="1080"/>
+        <w:gridCol w:w="1080"/>
       </w:tblGrid>
       <w:tr>
         <w:tc>
           <w:tcPr>
-            <w:tcW w:type="dxa" w:w="1440"/>
+            <w:tcW w:type="dxa" w:w="1080"/>
           </w:tcPr>
           <w:p>
             <w:r>
@@ -37,51 +44,71 @@
         </w:tc>
         <w:tc>
           <w:tcPr>
-            <w:tcW w:type="dxa" w:w="1440"/>
+            <w:tcW w:type="dxa" w:w="1080"/>
           </w:tcPr>
           <w:p>
             <w:r>
-              <w:t>Monday</w:t>
+              <w:t>Mon-Thu Time</w:t>
             </w:r>
           </w:p>
         </w:tc>
         <w:tc>
           <w:tcPr>
-            <w:tcW w:type="dxa" w:w="1440"/>
+            <w:tcW w:type="dxa" w:w="1080"/>
           </w:tcPr>
           <w:p>
             <w:r>
-              <w:t>Tuesday</w:t>
+              <w:t>Mon</w:t>
             </w:r>
           </w:p>
         </w:tc>
         <w:tc>
           <w:tcPr>
-            <w:tcW w:type="dxa" w:w="1440"/>
+            <w:tcW w:type="dxa" w:w="1080"/>
           </w:tcPr>
           <w:p>
             <w:r>
-              <w:t>Wednesday</w:t>
+              <w:t>Tue</w:t>
             </w:r>
           </w:p>
         </w:tc>
         <w:tc>
           <w:tcPr>
-            <w:tcW w:type="dxa" w:w="1440"/>
+            <w:tcW w:type="dxa" w:w="1080"/>
           </w:tcPr>
           <w:p>
             <w:r>
-              <w:t>Thursday</w:t>
+              <w:t>Wed</w:t>
             </w:r>
           </w:p>
         </w:tc>
         <w:tc>
           <w:tcPr>
-            <w:tcW w:type="dxa" w:w="1440"/>
+            <w:tcW w:type="dxa" w:w="1080"/>
           </w:tcPr>
           <w:p>
             <w:r>
-              <w:t>Friday</w:t>
+              <w:t>Thu</w:t>
+            </w:r>
+          </w:p>
+        </w:tc>
+        <w:tc>
+          <w:tcPr>
+            <w:tcW w:type="dxa" w:w="1080"/>
+          </w:tcPr>
+          <w:p>
+            <w:r>
+              <w:t>Fri</w:t>
+            </w:r>
+          </w:p>
+        </w:tc>
+        <w:tc>
+          <w:tcPr>
+            <w:tcW w:type="dxa" w:w="1080"/>
+          </w:tcPr>
+          <w:p>
+            <w:r>
+              <w:t>Fri Time</w:t>
             </w:r>
           </w:p>
         </w:tc>
@@ -89,7 +116,7 @@
       <w:tr>
         <w:tc>
           <w:tcPr>
-            <w:tcW w:type="dxa" w:w="1440"/>
+            <w:tcW w:type="dxa" w:w="1080"/>
           </w:tcPr>
           <w:p>
             <w:r>
@@ -99,7 +126,17 @@
         </w:tc>
         <w:tc>
           <w:tcPr>
-            <w:tcW w:type="dxa" w:w="1440"/>
+            <w:tcW w:type="dxa" w:w="1080"/>
+          </w:tcPr>
+          <w:p>
+            <w:r>
+              <w:t>8:00-8:50</w:t>
+            </w:r>
+          </w:p>
+        </w:tc>
+        <w:tc>
+          <w:tcPr>
+            <w:tcW w:type="dxa" w:w="1080"/>
           </w:tcPr>
           <w:p>
             <w:r>
@@ -111,7 +148,7 @@
         </w:tc>
         <w:tc>
           <w:tcPr>
-            <w:tcW w:type="dxa" w:w="1440"/>
+            <w:tcW w:type="dxa" w:w="1080"/>
           </w:tcPr>
           <w:p>
             <w:r>
@@ -123,7 +160,7 @@
         </w:tc>
         <w:tc>
           <w:tcPr>
-            <w:tcW w:type="dxa" w:w="1440"/>
+            <w:tcW w:type="dxa" w:w="1080"/>
           </w:tcPr>
           <w:p>
             <w:r>
@@ -135,7 +172,7 @@
         </w:tc>
         <w:tc>
           <w:tcPr>
-            <w:tcW w:type="dxa" w:w="1440"/>
+            <w:tcW w:type="dxa" w:w="1080"/>
           </w:tcPr>
           <w:p>
             <w:r>
@@ -147,7 +184,7 @@
         </w:tc>
         <w:tc>
           <w:tcPr>
-            <w:tcW w:type="dxa" w:w="1440"/>
+            <w:tcW w:type="dxa" w:w="1080"/>
           </w:tcPr>
           <w:p>
             <w:r>
@@ -157,11 +194,21 @@
             </w:r>
           </w:p>
         </w:tc>
+        <w:tc>
+          <w:tcPr>
+            <w:tcW w:type="dxa" w:w="1080"/>
+          </w:tcPr>
+          <w:p>
+            <w:r>
+              <w:t>8:00-8:40</w:t>
+            </w:r>
+          </w:p>
+        </w:tc>
       </w:tr>
       <w:tr>
         <w:tc>
           <w:tcPr>
-            <w:tcW w:type="dxa" w:w="1440"/>
+            <w:tcW w:type="dxa" w:w="1080"/>
           </w:tcPr>
           <w:p>
             <w:r>
@@ -171,7 +218,17 @@
         </w:tc>
         <w:tc>
           <w:tcPr>
-            <w:tcW w:type="dxa" w:w="1440"/>
+            <w:tcW w:type="dxa" w:w="1080"/>
+          </w:tcPr>
+          <w:p>
+            <w:r>
+              <w:t>8:50-9:30</w:t>
+            </w:r>
+          </w:p>
+        </w:tc>
+        <w:tc>
+          <w:tcPr>
+            <w:tcW w:type="dxa" w:w="1080"/>
           </w:tcPr>
           <w:p>
             <w:r/>
@@ -179,7 +236,7 @@
         </w:tc>
         <w:tc>
           <w:tcPr>
-            <w:tcW w:type="dxa" w:w="1440"/>
+            <w:tcW w:type="dxa" w:w="1080"/>
           </w:tcPr>
           <w:p>
             <w:r/>
@@ -187,7 +244,7 @@
         </w:tc>
         <w:tc>
           <w:tcPr>
-            <w:tcW w:type="dxa" w:w="1440"/>
+            <w:tcW w:type="dxa" w:w="1080"/>
           </w:tcPr>
           <w:p>
             <w:r/>
@@ -195,7 +252,7 @@
         </w:tc>
         <w:tc>
           <w:tcPr>
-            <w:tcW w:type="dxa" w:w="1440"/>
+            <w:tcW w:type="dxa" w:w="1080"/>
           </w:tcPr>
           <w:p>
             <w:r/>
@@ -203,17 +260,27 @@
         </w:tc>
         <w:tc>
           <w:tcPr>
-            <w:tcW w:type="dxa" w:w="1440"/>
+            <w:tcW w:type="dxa" w:w="1080"/>
           </w:tcPr>
           <w:p>
             <w:r/>
+          </w:p>
+        </w:tc>
+        <w:tc>
+          <w:tcPr>
+            <w:tcW w:type="dxa" w:w="1080"/>
+          </w:tcPr>
+          <w:p>
+            <w:r>
+              <w:t>8:40-9:15</w:t>
+            </w:r>
           </w:p>
         </w:tc>
       </w:tr>
       <w:tr>
         <w:tc>
           <w:tcPr>
-            <w:tcW w:type="dxa" w:w="1440"/>
+            <w:tcW w:type="dxa" w:w="1080"/>
           </w:tcPr>
           <w:p>
             <w:r>
@@ -223,7 +290,17 @@
         </w:tc>
         <w:tc>
           <w:tcPr>
-            <w:tcW w:type="dxa" w:w="1440"/>
+            <w:tcW w:type="dxa" w:w="1080"/>
+          </w:tcPr>
+          <w:p>
+            <w:r>
+              <w:t>9:30-10:10</w:t>
+            </w:r>
+          </w:p>
+        </w:tc>
+        <w:tc>
+          <w:tcPr>
+            <w:tcW w:type="dxa" w:w="1080"/>
           </w:tcPr>
           <w:p>
             <w:r>
@@ -235,7 +312,7 @@
         </w:tc>
         <w:tc>
           <w:tcPr>
-            <w:tcW w:type="dxa" w:w="1440"/>
+            <w:tcW w:type="dxa" w:w="1080"/>
           </w:tcPr>
           <w:p>
             <w:r>
@@ -247,7 +324,7 @@
         </w:tc>
         <w:tc>
           <w:tcPr>
-            <w:tcW w:type="dxa" w:w="1440"/>
+            <w:tcW w:type="dxa" w:w="1080"/>
           </w:tcPr>
           <w:p>
             <w:r/>
@@ -255,7 +332,7 @@
         </w:tc>
         <w:tc>
           <w:tcPr>
-            <w:tcW w:type="dxa" w:w="1440"/>
+            <w:tcW w:type="dxa" w:w="1080"/>
           </w:tcPr>
           <w:p>
             <w:r>
@@ -267,7 +344,7 @@
         </w:tc>
         <w:tc>
           <w:tcPr>
-            <w:tcW w:type="dxa" w:w="1440"/>
+            <w:tcW w:type="dxa" w:w="1080"/>
           </w:tcPr>
           <w:p>
             <w:r>
@@ -277,11 +354,21 @@
             </w:r>
           </w:p>
         </w:tc>
+        <w:tc>
+          <w:tcPr>
+            <w:tcW w:type="dxa" w:w="1080"/>
+          </w:tcPr>
+          <w:p>
+            <w:r>
+              <w:t>9:15-9:50</w:t>
+            </w:r>
+          </w:p>
+        </w:tc>
       </w:tr>
       <w:tr>
         <w:tc>
           <w:tcPr>
-            <w:tcW w:type="dxa" w:w="1440"/>
+            <w:tcW w:type="dxa" w:w="1080"/>
           </w:tcPr>
           <w:p>
             <w:r>
@@ -291,7 +378,17 @@
         </w:tc>
         <w:tc>
           <w:tcPr>
-            <w:tcW w:type="dxa" w:w="1440"/>
+            <w:tcW w:type="dxa" w:w="1080"/>
+          </w:tcPr>
+          <w:p>
+            <w:r>
+              <w:t>10:10-10:50</w:t>
+            </w:r>
+          </w:p>
+        </w:tc>
+        <w:tc>
+          <w:tcPr>
+            <w:tcW w:type="dxa" w:w="1080"/>
           </w:tcPr>
           <w:p>
             <w:r/>
@@ -299,7 +396,7 @@
         </w:tc>
         <w:tc>
           <w:tcPr>
-            <w:tcW w:type="dxa" w:w="1440"/>
+            <w:tcW w:type="dxa" w:w="1080"/>
           </w:tcPr>
           <w:p>
             <w:r>
@@ -311,7 +408,7 @@
         </w:tc>
         <w:tc>
           <w:tcPr>
-            <w:tcW w:type="dxa" w:w="1440"/>
+            <w:tcW w:type="dxa" w:w="1080"/>
           </w:tcPr>
           <w:p>
             <w:r>
@@ -323,7 +420,7 @@
         </w:tc>
         <w:tc>
           <w:tcPr>
-            <w:tcW w:type="dxa" w:w="1440"/>
+            <w:tcW w:type="dxa" w:w="1080"/>
           </w:tcPr>
           <w:p>
             <w:r/>
@@ -331,31 +428,7 @@
         </w:tc>
         <w:tc>
           <w:tcPr>
-            <w:tcW w:type="dxa" w:w="1440"/>
-          </w:tcPr>
-          <w:p>
-            <w:r>
-              <w:t>9D</w:t>
-              <w:br/>
-              <w:t>BIOLOGY</w:t>
-            </w:r>
-          </w:p>
-        </w:tc>
-      </w:tr>
-      <w:tr>
-        <w:tc>
-          <w:tcPr>
-            <w:tcW w:type="dxa" w:w="1440"/>
-          </w:tcPr>
-          <w:p>
-            <w:r>
-              <w:t>P5</w:t>
-            </w:r>
-          </w:p>
-        </w:tc>
-        <w:tc>
-          <w:tcPr>
-            <w:tcW w:type="dxa" w:w="1440"/>
+            <w:tcW w:type="dxa" w:w="1080"/>
           </w:tcPr>
           <w:p>
             <w:r>
@@ -367,7 +440,51 @@
         </w:tc>
         <w:tc>
           <w:tcPr>
-            <w:tcW w:type="dxa" w:w="1440"/>
+            <w:tcW w:type="dxa" w:w="1080"/>
+          </w:tcPr>
+          <w:p>
+            <w:r>
+              <w:t>9:50-10:25</w:t>
+            </w:r>
+          </w:p>
+        </w:tc>
+      </w:tr>
+      <w:tr>
+        <w:tc>
+          <w:tcPr>
+            <w:tcW w:type="dxa" w:w="1080"/>
+          </w:tcPr>
+          <w:p>
+            <w:r>
+              <w:t>P5</w:t>
+            </w:r>
+          </w:p>
+        </w:tc>
+        <w:tc>
+          <w:tcPr>
+            <w:tcW w:type="dxa" w:w="1080"/>
+          </w:tcPr>
+          <w:p>
+            <w:r>
+              <w:t>10:50-11:30</w:t>
+            </w:r>
+          </w:p>
+        </w:tc>
+        <w:tc>
+          <w:tcPr>
+            <w:tcW w:type="dxa" w:w="1080"/>
+          </w:tcPr>
+          <w:p>
+            <w:r>
+              <w:t>9D</w:t>
+              <w:br/>
+              <w:t>BIOLOGY</w:t>
+            </w:r>
+          </w:p>
+        </w:tc>
+        <w:tc>
+          <w:tcPr>
+            <w:tcW w:type="dxa" w:w="1080"/>
           </w:tcPr>
           <w:p>
             <w:r>
@@ -379,7 +496,7 @@
         </w:tc>
         <w:tc>
           <w:tcPr>
-            <w:tcW w:type="dxa" w:w="1440"/>
+            <w:tcW w:type="dxa" w:w="1080"/>
           </w:tcPr>
           <w:p>
             <w:r>
@@ -391,7 +508,7 @@
         </w:tc>
         <w:tc>
           <w:tcPr>
-            <w:tcW w:type="dxa" w:w="1440"/>
+            <w:tcW w:type="dxa" w:w="1080"/>
           </w:tcPr>
           <w:p>
             <w:r>
@@ -403,7 +520,81 @@
         </w:tc>
         <w:tc>
           <w:tcPr>
-            <w:tcW w:type="dxa" w:w="1440"/>
+            <w:tcW w:type="dxa" w:w="1080"/>
+          </w:tcPr>
+          <w:p>
+            <w:r>
+              <w:t>Lunch</w:t>
+            </w:r>
+          </w:p>
+        </w:tc>
+        <w:tc>
+          <w:tcPr>
+            <w:tcW w:type="dxa" w:w="1080"/>
+          </w:tcPr>
+          <w:p>
+            <w:r>
+              <w:t>10:55-11:35</w:t>
+            </w:r>
+          </w:p>
+        </w:tc>
+      </w:tr>
+      <w:tr>
+        <w:tc>
+          <w:tcPr>
+            <w:tcW w:type="dxa" w:w="1080"/>
+          </w:tcPr>
+          <w:p>
+            <w:r>
+              <w:t>Lunch</w:t>
+            </w:r>
+          </w:p>
+        </w:tc>
+        <w:tc>
+          <w:tcPr>
+            <w:tcW w:type="dxa" w:w="1080"/>
+          </w:tcPr>
+          <w:p>
+            <w:r>
+              <w:t>11:30-12:00</w:t>
+            </w:r>
+          </w:p>
+        </w:tc>
+        <w:tc>
+          <w:tcPr>
+            <w:tcW w:type="dxa" w:w="1080"/>
+          </w:tcPr>
+          <w:p>
+            <w:r/>
+          </w:p>
+        </w:tc>
+        <w:tc>
+          <w:tcPr>
+            <w:tcW w:type="dxa" w:w="1080"/>
+          </w:tcPr>
+          <w:p>
+            <w:r/>
+          </w:p>
+        </w:tc>
+        <w:tc>
+          <w:tcPr>
+            <w:tcW w:type="dxa" w:w="1080"/>
+          </w:tcPr>
+          <w:p>
+            <w:r/>
+          </w:p>
+        </w:tc>
+        <w:tc>
+          <w:tcPr>
+            <w:tcW w:type="dxa" w:w="1080"/>
+          </w:tcPr>
+          <w:p>
+            <w:r/>
+          </w:p>
+        </w:tc>
+        <w:tc>
+          <w:tcPr>
+            <w:tcW w:type="dxa" w:w="1080"/>
           </w:tcPr>
           <w:p>
             <w:r>
@@ -413,63 +604,21 @@
             </w:r>
           </w:p>
         </w:tc>
-      </w:tr>
-      <w:tr>
         <w:tc>
           <w:tcPr>
-            <w:tcW w:type="dxa" w:w="1440"/>
+            <w:tcW w:type="dxa" w:w="1080"/>
           </w:tcPr>
           <w:p>
             <w:r>
-              <w:t>Lunch</w:t>
+              <w:t>10:25-10:55</w:t>
             </w:r>
-          </w:p>
-        </w:tc>
-        <w:tc>
-          <w:tcPr>
-            <w:tcW w:type="dxa" w:w="1440"/>
-          </w:tcPr>
-          <w:p>
-            <w:r/>
-          </w:p>
-        </w:tc>
-        <w:tc>
-          <w:tcPr>
-            <w:tcW w:type="dxa" w:w="1440"/>
-          </w:tcPr>
-          <w:p>
-            <w:r/>
-          </w:p>
-        </w:tc>
-        <w:tc>
-          <w:tcPr>
-            <w:tcW w:type="dxa" w:w="1440"/>
-          </w:tcPr>
-          <w:p>
-            <w:r/>
-          </w:p>
-        </w:tc>
-        <w:tc>
-          <w:tcPr>
-            <w:tcW w:type="dxa" w:w="1440"/>
-          </w:tcPr>
-          <w:p>
-            <w:r/>
-          </w:p>
-        </w:tc>
-        <w:tc>
-          <w:tcPr>
-            <w:tcW w:type="dxa" w:w="1440"/>
-          </w:tcPr>
-          <w:p>
-            <w:r/>
           </w:p>
         </w:tc>
       </w:tr>
       <w:tr>
         <w:tc>
           <w:tcPr>
-            <w:tcW w:type="dxa" w:w="1440"/>
+            <w:tcW w:type="dxa" w:w="1080"/>
           </w:tcPr>
           <w:p>
             <w:r>
@@ -479,7 +628,17 @@
         </w:tc>
         <w:tc>
           <w:tcPr>
-            <w:tcW w:type="dxa" w:w="1440"/>
+            <w:tcW w:type="dxa" w:w="1080"/>
+          </w:tcPr>
+          <w:p>
+            <w:r>
+              <w:t>12:00-12:40</w:t>
+            </w:r>
+          </w:p>
+        </w:tc>
+        <w:tc>
+          <w:tcPr>
+            <w:tcW w:type="dxa" w:w="1080"/>
           </w:tcPr>
           <w:p>
             <w:r>
@@ -491,7 +650,7 @@
         </w:tc>
         <w:tc>
           <w:tcPr>
-            <w:tcW w:type="dxa" w:w="1440"/>
+            <w:tcW w:type="dxa" w:w="1080"/>
           </w:tcPr>
           <w:p>
             <w:r>
@@ -503,7 +662,7 @@
         </w:tc>
         <w:tc>
           <w:tcPr>
-            <w:tcW w:type="dxa" w:w="1440"/>
+            <w:tcW w:type="dxa" w:w="1080"/>
           </w:tcPr>
           <w:p>
             <w:r>
@@ -515,7 +674,7 @@
         </w:tc>
         <w:tc>
           <w:tcPr>
-            <w:tcW w:type="dxa" w:w="1440"/>
+            <w:tcW w:type="dxa" w:w="1080"/>
           </w:tcPr>
           <w:p>
             <w:r>
@@ -527,7 +686,7 @@
         </w:tc>
         <w:tc>
           <w:tcPr>
-            <w:tcW w:type="dxa" w:w="1440"/>
+            <w:tcW w:type="dxa" w:w="1080"/>
           </w:tcPr>
           <w:p>
             <w:r>
@@ -537,11 +696,21 @@
             </w:r>
           </w:p>
         </w:tc>
+        <w:tc>
+          <w:tcPr>
+            <w:tcW w:type="dxa" w:w="1080"/>
+          </w:tcPr>
+          <w:p>
+            <w:r>
+              <w:t>11:35-12:15</w:t>
+            </w:r>
+          </w:p>
+        </w:tc>
       </w:tr>
       <w:tr>
         <w:tc>
           <w:tcPr>
-            <w:tcW w:type="dxa" w:w="1440"/>
+            <w:tcW w:type="dxa" w:w="1080"/>
           </w:tcPr>
           <w:p>
             <w:r>
@@ -551,7 +720,17 @@
         </w:tc>
         <w:tc>
           <w:tcPr>
-            <w:tcW w:type="dxa" w:w="1440"/>
+            <w:tcW w:type="dxa" w:w="1080"/>
+          </w:tcPr>
+          <w:p>
+            <w:r>
+              <w:t>12:40-1:20</w:t>
+            </w:r>
+          </w:p>
+        </w:tc>
+        <w:tc>
+          <w:tcPr>
+            <w:tcW w:type="dxa" w:w="1080"/>
           </w:tcPr>
           <w:p>
             <w:r/>
@@ -559,7 +738,7 @@
         </w:tc>
         <w:tc>
           <w:tcPr>
-            <w:tcW w:type="dxa" w:w="1440"/>
+            <w:tcW w:type="dxa" w:w="1080"/>
           </w:tcPr>
           <w:p>
             <w:r/>
@@ -567,7 +746,7 @@
         </w:tc>
         <w:tc>
           <w:tcPr>
-            <w:tcW w:type="dxa" w:w="1440"/>
+            <w:tcW w:type="dxa" w:w="1080"/>
           </w:tcPr>
           <w:p>
             <w:r>
@@ -579,7 +758,7 @@
         </w:tc>
         <w:tc>
           <w:tcPr>
-            <w:tcW w:type="dxa" w:w="1440"/>
+            <w:tcW w:type="dxa" w:w="1080"/>
           </w:tcPr>
           <w:p>
             <w:r>
@@ -591,7 +770,15 @@
         </w:tc>
         <w:tc>
           <w:tcPr>
-            <w:tcW w:type="dxa" w:w="1440"/>
+            <w:tcW w:type="dxa" w:w="1080"/>
+          </w:tcPr>
+          <w:p>
+            <w:r/>
+          </w:p>
+        </w:tc>
+        <w:tc>
+          <w:tcPr>
+            <w:tcW w:type="dxa" w:w="1080"/>
           </w:tcPr>
           <w:p>
             <w:r/>
@@ -601,7 +788,7 @@
       <w:tr>
         <w:tc>
           <w:tcPr>
-            <w:tcW w:type="dxa" w:w="1440"/>
+            <w:tcW w:type="dxa" w:w="1080"/>
           </w:tcPr>
           <w:p>
             <w:r>
@@ -611,7 +798,17 @@
         </w:tc>
         <w:tc>
           <w:tcPr>
-            <w:tcW w:type="dxa" w:w="1440"/>
+            <w:tcW w:type="dxa" w:w="1080"/>
+          </w:tcPr>
+          <w:p>
+            <w:r>
+              <w:t>1:20-2:00</w:t>
+            </w:r>
+          </w:p>
+        </w:tc>
+        <w:tc>
+          <w:tcPr>
+            <w:tcW w:type="dxa" w:w="1080"/>
           </w:tcPr>
           <w:p>
             <w:r>
@@ -623,7 +820,7 @@
         </w:tc>
         <w:tc>
           <w:tcPr>
-            <w:tcW w:type="dxa" w:w="1440"/>
+            <w:tcW w:type="dxa" w:w="1080"/>
           </w:tcPr>
           <w:p>
             <w:r/>
@@ -631,7 +828,7 @@
         </w:tc>
         <w:tc>
           <w:tcPr>
-            <w:tcW w:type="dxa" w:w="1440"/>
+            <w:tcW w:type="dxa" w:w="1080"/>
           </w:tcPr>
           <w:p>
             <w:r/>
@@ -639,7 +836,7 @@
         </w:tc>
         <w:tc>
           <w:tcPr>
-            <w:tcW w:type="dxa" w:w="1440"/>
+            <w:tcW w:type="dxa" w:w="1080"/>
           </w:tcPr>
           <w:p>
             <w:r/>
@@ -647,7 +844,15 @@
         </w:tc>
         <w:tc>
           <w:tcPr>
-            <w:tcW w:type="dxa" w:w="1440"/>
+            <w:tcW w:type="dxa" w:w="1080"/>
+          </w:tcPr>
+          <w:p>
+            <w:r/>
+          </w:p>
+        </w:tc>
+        <w:tc>
+          <w:tcPr>
+            <w:tcW w:type="dxa" w:w="1080"/>
           </w:tcPr>
           <w:p>
             <w:r/>

--- a/FARHANA KAMRAN_timetable.docx
+++ b/FARHANA KAMRAN_timetable.docx
@@ -22,92 +22,116 @@
         <w:tblLook w:firstColumn="1" w:firstRow="1" w:lastColumn="0" w:lastRow="0" w:noHBand="0" w:noVBand="1" w:val="04A0"/>
       </w:tblPr>
       <w:tblGrid>
-        <w:gridCol w:w="1080"/>
-        <w:gridCol w:w="1080"/>
-        <w:gridCol w:w="1080"/>
-        <w:gridCol w:w="1080"/>
-        <w:gridCol w:w="1080"/>
-        <w:gridCol w:w="1080"/>
-        <w:gridCol w:w="1080"/>
-        <w:gridCol w:w="1080"/>
+        <w:gridCol w:w="1530"/>
+        <w:gridCol w:w="1530"/>
+        <w:gridCol w:w="1530"/>
+        <w:gridCol w:w="1530"/>
+        <w:gridCol w:w="1530"/>
+        <w:gridCol w:w="1530"/>
+        <w:gridCol w:w="1530"/>
+        <w:gridCol w:w="1530"/>
       </w:tblGrid>
       <w:tr>
         <w:tc>
           <w:tcPr>
-            <w:tcW w:type="dxa" w:w="1080"/>
+            <w:tcW w:type="dxa" w:w="1530"/>
           </w:tcPr>
           <w:p>
             <w:r>
+              <w:rPr>
+                <w:b/>
+              </w:rPr>
               <w:t>Period</w:t>
             </w:r>
           </w:p>
         </w:tc>
         <w:tc>
           <w:tcPr>
-            <w:tcW w:type="dxa" w:w="1080"/>
+            <w:tcW w:type="dxa" w:w="1530"/>
           </w:tcPr>
           <w:p>
             <w:r>
-              <w:t>Mon-Thu Time</w:t>
+              <w:rPr>
+                <w:b/>
+              </w:rPr>
+              <w:t>Mon-Wed Time</w:t>
             </w:r>
           </w:p>
         </w:tc>
         <w:tc>
           <w:tcPr>
-            <w:tcW w:type="dxa" w:w="1080"/>
+            <w:tcW w:type="dxa" w:w="1530"/>
           </w:tcPr>
           <w:p>
             <w:r>
+              <w:rPr>
+                <w:b/>
+              </w:rPr>
               <w:t>Mon</w:t>
             </w:r>
           </w:p>
         </w:tc>
         <w:tc>
           <w:tcPr>
-            <w:tcW w:type="dxa" w:w="1080"/>
+            <w:tcW w:type="dxa" w:w="1530"/>
           </w:tcPr>
           <w:p>
             <w:r>
+              <w:rPr>
+                <w:b/>
+              </w:rPr>
               <w:t>Tue</w:t>
             </w:r>
           </w:p>
         </w:tc>
         <w:tc>
           <w:tcPr>
-            <w:tcW w:type="dxa" w:w="1080"/>
+            <w:tcW w:type="dxa" w:w="1530"/>
           </w:tcPr>
           <w:p>
             <w:r>
+              <w:rPr>
+                <w:b/>
+              </w:rPr>
               <w:t>Wed</w:t>
             </w:r>
           </w:p>
         </w:tc>
         <w:tc>
           <w:tcPr>
-            <w:tcW w:type="dxa" w:w="1080"/>
+            <w:tcW w:type="dxa" w:w="1530"/>
           </w:tcPr>
           <w:p>
             <w:r>
+              <w:rPr>
+                <w:b/>
+              </w:rPr>
               <w:t>Thu</w:t>
             </w:r>
           </w:p>
         </w:tc>
         <w:tc>
           <w:tcPr>
-            <w:tcW w:type="dxa" w:w="1080"/>
+            <w:tcW w:type="dxa" w:w="1530"/>
           </w:tcPr>
           <w:p>
             <w:r>
+              <w:rPr>
+                <w:b/>
+              </w:rPr>
               <w:t>Fri</w:t>
             </w:r>
           </w:p>
         </w:tc>
         <w:tc>
           <w:tcPr>
-            <w:tcW w:type="dxa" w:w="1080"/>
+            <w:tcW w:type="dxa" w:w="1530"/>
           </w:tcPr>
           <w:p>
             <w:r>
+              <w:rPr>
+                <w:b/>
+              </w:rPr>
               <w:t>Fri Time</w:t>
             </w:r>
           </w:p>
@@ -116,7 +140,7 @@
       <w:tr>
         <w:tc>
           <w:tcPr>
-            <w:tcW w:type="dxa" w:w="1080"/>
+            <w:tcW w:type="dxa" w:w="1530"/>
           </w:tcPr>
           <w:p>
             <w:r>
@@ -126,7 +150,7 @@
         </w:tc>
         <w:tc>
           <w:tcPr>
-            <w:tcW w:type="dxa" w:w="1080"/>
+            <w:tcW w:type="dxa" w:w="1530"/>
           </w:tcPr>
           <w:p>
             <w:r>
@@ -136,7 +160,15 @@
         </w:tc>
         <w:tc>
           <w:tcPr>
-            <w:tcW w:type="dxa" w:w="1080"/>
+            <w:tcW w:type="dxa" w:w="1530"/>
+          </w:tcPr>
+          <w:p>
+            <w:r/>
+          </w:p>
+        </w:tc>
+        <w:tc>
+          <w:tcPr>
+            <w:tcW w:type="dxa" w:w="1530"/>
           </w:tcPr>
           <w:p>
             <w:r>
@@ -148,7 +180,7 @@
         </w:tc>
         <w:tc>
           <w:tcPr>
-            <w:tcW w:type="dxa" w:w="1080"/>
+            <w:tcW w:type="dxa" w:w="1530"/>
           </w:tcPr>
           <w:p>
             <w:r>
@@ -160,7 +192,7 @@
         </w:tc>
         <w:tc>
           <w:tcPr>
-            <w:tcW w:type="dxa" w:w="1080"/>
+            <w:tcW w:type="dxa" w:w="1530"/>
           </w:tcPr>
           <w:p>
             <w:r>
@@ -172,7 +204,87 @@
         </w:tc>
         <w:tc>
           <w:tcPr>
-            <w:tcW w:type="dxa" w:w="1080"/>
+            <w:tcW w:type="dxa" w:w="1530"/>
+          </w:tcPr>
+          <w:p>
+            <w:r/>
+          </w:p>
+        </w:tc>
+        <w:tc>
+          <w:tcPr>
+            <w:tcW w:type="dxa" w:w="1530"/>
+          </w:tcPr>
+          <w:p>
+            <w:r>
+              <w:t>8:00-8:40</w:t>
+            </w:r>
+          </w:p>
+        </w:tc>
+      </w:tr>
+      <w:tr>
+        <w:tc>
+          <w:tcPr>
+            <w:tcW w:type="dxa" w:w="1530"/>
+          </w:tcPr>
+          <w:p>
+            <w:r>
+              <w:t>P2</w:t>
+            </w:r>
+          </w:p>
+        </w:tc>
+        <w:tc>
+          <w:tcPr>
+            <w:tcW w:type="dxa" w:w="1530"/>
+          </w:tcPr>
+          <w:p>
+            <w:r>
+              <w:t>8:50-9:30</w:t>
+            </w:r>
+          </w:p>
+        </w:tc>
+        <w:tc>
+          <w:tcPr>
+            <w:tcW w:type="dxa" w:w="1530"/>
+          </w:tcPr>
+          <w:p>
+            <w:r>
+              <w:t>6C</w:t>
+              <w:br/>
+              <w:t>GENERAL SCIENCE</w:t>
+            </w:r>
+          </w:p>
+        </w:tc>
+        <w:tc>
+          <w:tcPr>
+            <w:tcW w:type="dxa" w:w="1530"/>
+          </w:tcPr>
+          <w:p>
+            <w:r>
+              <w:t>6C</w:t>
+              <w:br/>
+              <w:t>GENERAL SCIENCE</w:t>
+            </w:r>
+          </w:p>
+        </w:tc>
+        <w:tc>
+          <w:tcPr>
+            <w:tcW w:type="dxa" w:w="1530"/>
+          </w:tcPr>
+          <w:p>
+            <w:r/>
+          </w:p>
+        </w:tc>
+        <w:tc>
+          <w:tcPr>
+            <w:tcW w:type="dxa" w:w="1530"/>
+          </w:tcPr>
+          <w:p>
+            <w:r/>
+          </w:p>
+        </w:tc>
+        <w:tc>
+          <w:tcPr>
+            <w:tcW w:type="dxa" w:w="1530"/>
           </w:tcPr>
           <w:p>
             <w:r>
@@ -184,7 +296,371 @@
         </w:tc>
         <w:tc>
           <w:tcPr>
-            <w:tcW w:type="dxa" w:w="1080"/>
+            <w:tcW w:type="dxa" w:w="1530"/>
+          </w:tcPr>
+          <w:p>
+            <w:r>
+              <w:t>8:40-9:15</w:t>
+            </w:r>
+          </w:p>
+        </w:tc>
+      </w:tr>
+      <w:tr>
+        <w:tc>
+          <w:tcPr>
+            <w:tcW w:type="dxa" w:w="1530"/>
+          </w:tcPr>
+          <w:p>
+            <w:r>
+              <w:t>P3</w:t>
+            </w:r>
+          </w:p>
+        </w:tc>
+        <w:tc>
+          <w:tcPr>
+            <w:tcW w:type="dxa" w:w="1530"/>
+          </w:tcPr>
+          <w:p>
+            <w:r>
+              <w:t>9:30-10:10</w:t>
+            </w:r>
+          </w:p>
+        </w:tc>
+        <w:tc>
+          <w:tcPr>
+            <w:tcW w:type="dxa" w:w="1530"/>
+          </w:tcPr>
+          <w:p>
+            <w:r>
+              <w:t>9D</w:t>
+              <w:br/>
+              <w:t>BIOLOGY</w:t>
+            </w:r>
+          </w:p>
+        </w:tc>
+        <w:tc>
+          <w:tcPr>
+            <w:tcW w:type="dxa" w:w="1530"/>
+          </w:tcPr>
+          <w:p>
+            <w:r>
+              <w:t>7E</w:t>
+              <w:br/>
+              <w:t>GENERAL SCIENCE</w:t>
+            </w:r>
+          </w:p>
+        </w:tc>
+        <w:tc>
+          <w:tcPr>
+            <w:tcW w:type="dxa" w:w="1530"/>
+          </w:tcPr>
+          <w:p>
+            <w:r>
+              <w:t>8D</w:t>
+              <w:br/>
+              <w:t>GENERAL SCIENCE</w:t>
+            </w:r>
+          </w:p>
+        </w:tc>
+        <w:tc>
+          <w:tcPr>
+            <w:tcW w:type="dxa" w:w="1530"/>
+          </w:tcPr>
+          <w:p>
+            <w:r>
+              <w:t>6C</w:t>
+              <w:br/>
+              <w:t>GENERAL SCIENCE</w:t>
+            </w:r>
+          </w:p>
+        </w:tc>
+        <w:tc>
+          <w:tcPr>
+            <w:tcW w:type="dxa" w:w="1530"/>
+          </w:tcPr>
+          <w:p>
+            <w:r/>
+          </w:p>
+        </w:tc>
+        <w:tc>
+          <w:tcPr>
+            <w:tcW w:type="dxa" w:w="1530"/>
+          </w:tcPr>
+          <w:p>
+            <w:r>
+              <w:t>9:15-9:50</w:t>
+            </w:r>
+          </w:p>
+        </w:tc>
+      </w:tr>
+      <w:tr>
+        <w:tc>
+          <w:tcPr>
+            <w:tcW w:type="dxa" w:w="1530"/>
+          </w:tcPr>
+          <w:p>
+            <w:r>
+              <w:t>P4</w:t>
+            </w:r>
+          </w:p>
+        </w:tc>
+        <w:tc>
+          <w:tcPr>
+            <w:tcW w:type="dxa" w:w="1530"/>
+          </w:tcPr>
+          <w:p>
+            <w:r>
+              <w:t>10:10-10:50</w:t>
+            </w:r>
+          </w:p>
+        </w:tc>
+        <w:tc>
+          <w:tcPr>
+            <w:tcW w:type="dxa" w:w="1530"/>
+          </w:tcPr>
+          <w:p>
+            <w:r/>
+          </w:p>
+        </w:tc>
+        <w:tc>
+          <w:tcPr>
+            <w:tcW w:type="dxa" w:w="1530"/>
+          </w:tcPr>
+          <w:p>
+            <w:r/>
+          </w:p>
+        </w:tc>
+        <w:tc>
+          <w:tcPr>
+            <w:tcW w:type="dxa" w:w="1530"/>
+          </w:tcPr>
+          <w:p>
+            <w:r>
+              <w:t>6C</w:t>
+              <w:br/>
+              <w:t>GENERAL SCIENCE</w:t>
+            </w:r>
+          </w:p>
+        </w:tc>
+        <w:tc>
+          <w:tcPr>
+            <w:tcW w:type="dxa" w:w="1530"/>
+          </w:tcPr>
+          <w:p>
+            <w:r>
+              <w:t>8D</w:t>
+              <w:br/>
+              <w:t>GENERAL SCIENCE</w:t>
+            </w:r>
+          </w:p>
+        </w:tc>
+        <w:tc>
+          <w:tcPr>
+            <w:tcW w:type="dxa" w:w="1530"/>
+          </w:tcPr>
+          <w:p>
+            <w:r>
+              <w:t>7E</w:t>
+              <w:br/>
+              <w:t>GENERAL SCIENCE</w:t>
+            </w:r>
+          </w:p>
+        </w:tc>
+        <w:tc>
+          <w:tcPr>
+            <w:tcW w:type="dxa" w:w="1530"/>
+          </w:tcPr>
+          <w:p>
+            <w:r>
+              <w:t>9:50-10:25</w:t>
+            </w:r>
+          </w:p>
+        </w:tc>
+      </w:tr>
+      <w:tr>
+        <w:tc>
+          <w:tcPr>
+            <w:tcW w:type="dxa" w:w="1530"/>
+          </w:tcPr>
+          <w:p>
+            <w:r>
+              <w:t>Lunch</w:t>
+            </w:r>
+          </w:p>
+        </w:tc>
+        <w:tc>
+          <w:tcPr>
+            <w:tcW w:type="dxa" w:w="1530"/>
+          </w:tcPr>
+          <w:p>
+            <w:r>
+              <w:t>10:50-11:20</w:t>
+            </w:r>
+          </w:p>
+        </w:tc>
+        <w:tc>
+          <w:tcPr>
+            <w:tcW w:type="dxa" w:w="1530"/>
+          </w:tcPr>
+          <w:p>
+            <w:r/>
+          </w:p>
+        </w:tc>
+        <w:tc>
+          <w:tcPr>
+            <w:tcW w:type="dxa" w:w="1530"/>
+          </w:tcPr>
+          <w:p>
+            <w:r/>
+          </w:p>
+        </w:tc>
+        <w:tc>
+          <w:tcPr>
+            <w:tcW w:type="dxa" w:w="1530"/>
+          </w:tcPr>
+          <w:p>
+            <w:r/>
+          </w:p>
+        </w:tc>
+        <w:tc>
+          <w:tcPr>
+            <w:tcW w:type="dxa" w:w="1530"/>
+          </w:tcPr>
+          <w:p>
+            <w:r/>
+          </w:p>
+        </w:tc>
+        <w:tc>
+          <w:tcPr>
+            <w:tcW w:type="dxa" w:w="1530"/>
+          </w:tcPr>
+          <w:p>
+            <w:r/>
+          </w:p>
+        </w:tc>
+        <w:tc>
+          <w:tcPr>
+            <w:tcW w:type="dxa" w:w="1530"/>
+          </w:tcPr>
+          <w:p>
+            <w:r>
+              <w:t>10:25-10:55</w:t>
+            </w:r>
+          </w:p>
+        </w:tc>
+      </w:tr>
+      <w:tr>
+        <w:tc>
+          <w:tcPr>
+            <w:tcW w:type="dxa" w:w="1530"/>
+          </w:tcPr>
+          <w:p>
+            <w:r>
+              <w:t>P5</w:t>
+            </w:r>
+          </w:p>
+        </w:tc>
+        <w:tc>
+          <w:tcPr>
+            <w:tcW w:type="dxa" w:w="1530"/>
+          </w:tcPr>
+          <w:p>
+            <w:r>
+              <w:t>11:20-12:00</w:t>
+            </w:r>
+          </w:p>
+        </w:tc>
+        <w:tc>
+          <w:tcPr>
+            <w:tcW w:type="dxa" w:w="1530"/>
+          </w:tcPr>
+          <w:p>
+            <w:r>
+              <w:t>7E</w:t>
+              <w:br/>
+              <w:t>GENERAL SCIENCE</w:t>
+            </w:r>
+          </w:p>
+        </w:tc>
+        <w:tc>
+          <w:tcPr>
+            <w:tcW w:type="dxa" w:w="1530"/>
+          </w:tcPr>
+          <w:p>
+            <w:r>
+              <w:t>9D</w:t>
+              <w:br/>
+              <w:t>BIOLOGY</w:t>
+            </w:r>
+          </w:p>
+        </w:tc>
+        <w:tc>
+          <w:tcPr>
+            <w:tcW w:type="dxa" w:w="1530"/>
+          </w:tcPr>
+          <w:p>
+            <w:r/>
+          </w:p>
+        </w:tc>
+        <w:tc>
+          <w:tcPr>
+            <w:tcW w:type="dxa" w:w="1530"/>
+          </w:tcPr>
+          <w:p>
+            <w:r>
+              <w:t>9D</w:t>
+              <w:br/>
+              <w:t>BIOLOGY</w:t>
+            </w:r>
+          </w:p>
+        </w:tc>
+        <w:tc>
+          <w:tcPr>
+            <w:tcW w:type="dxa" w:w="1530"/>
+          </w:tcPr>
+          <w:p>
+            <w:r>
+              <w:t>6C</w:t>
+              <w:br/>
+              <w:t>GENERAL SCIENCE</w:t>
+            </w:r>
+          </w:p>
+        </w:tc>
+        <w:tc>
+          <w:tcPr>
+            <w:tcW w:type="dxa" w:w="1530"/>
+          </w:tcPr>
+          <w:p>
+            <w:r>
+              <w:t>10:55-11:35</w:t>
+            </w:r>
+          </w:p>
+        </w:tc>
+      </w:tr>
+      <w:tr>
+        <w:tc>
+          <w:tcPr>
+            <w:tcW w:type="dxa" w:w="1530"/>
+          </w:tcPr>
+          <w:p>
+            <w:r>
+              <w:t>P6</w:t>
+            </w:r>
+          </w:p>
+        </w:tc>
+        <w:tc>
+          <w:tcPr>
+            <w:tcW w:type="dxa" w:w="1530"/>
+          </w:tcPr>
+          <w:p>
+            <w:r>
+              <w:t>12:00-12:40</w:t>
+            </w:r>
+          </w:p>
+        </w:tc>
+        <w:tc>
+          <w:tcPr>
+            <w:tcW w:type="dxa" w:w="1530"/>
           </w:tcPr>
           <w:p>
             <w:r>
@@ -196,111 +672,7 @@
         </w:tc>
         <w:tc>
           <w:tcPr>
-            <w:tcW w:type="dxa" w:w="1080"/>
-          </w:tcPr>
-          <w:p>
-            <w:r>
-              <w:t>8:00-8:40</w:t>
-            </w:r>
-          </w:p>
-        </w:tc>
-      </w:tr>
-      <w:tr>
-        <w:tc>
-          <w:tcPr>
-            <w:tcW w:type="dxa" w:w="1080"/>
-          </w:tcPr>
-          <w:p>
-            <w:r>
-              <w:t>P2</w:t>
-            </w:r>
-          </w:p>
-        </w:tc>
-        <w:tc>
-          <w:tcPr>
-            <w:tcW w:type="dxa" w:w="1080"/>
-          </w:tcPr>
-          <w:p>
-            <w:r>
-              <w:t>8:50-9:30</w:t>
-            </w:r>
-          </w:p>
-        </w:tc>
-        <w:tc>
-          <w:tcPr>
-            <w:tcW w:type="dxa" w:w="1080"/>
-          </w:tcPr>
-          <w:p>
-            <w:r/>
-          </w:p>
-        </w:tc>
-        <w:tc>
-          <w:tcPr>
-            <w:tcW w:type="dxa" w:w="1080"/>
-          </w:tcPr>
-          <w:p>
-            <w:r/>
-          </w:p>
-        </w:tc>
-        <w:tc>
-          <w:tcPr>
-            <w:tcW w:type="dxa" w:w="1080"/>
-          </w:tcPr>
-          <w:p>
-            <w:r/>
-          </w:p>
-        </w:tc>
-        <w:tc>
-          <w:tcPr>
-            <w:tcW w:type="dxa" w:w="1080"/>
-          </w:tcPr>
-          <w:p>
-            <w:r/>
-          </w:p>
-        </w:tc>
-        <w:tc>
-          <w:tcPr>
-            <w:tcW w:type="dxa" w:w="1080"/>
-          </w:tcPr>
-          <w:p>
-            <w:r/>
-          </w:p>
-        </w:tc>
-        <w:tc>
-          <w:tcPr>
-            <w:tcW w:type="dxa" w:w="1080"/>
-          </w:tcPr>
-          <w:p>
-            <w:r>
-              <w:t>8:40-9:15</w:t>
-            </w:r>
-          </w:p>
-        </w:tc>
-      </w:tr>
-      <w:tr>
-        <w:tc>
-          <w:tcPr>
-            <w:tcW w:type="dxa" w:w="1080"/>
-          </w:tcPr>
-          <w:p>
-            <w:r>
-              <w:t>P3</w:t>
-            </w:r>
-          </w:p>
-        </w:tc>
-        <w:tc>
-          <w:tcPr>
-            <w:tcW w:type="dxa" w:w="1080"/>
-          </w:tcPr>
-          <w:p>
-            <w:r>
-              <w:t>9:30-10:10</w:t>
-            </w:r>
-          </w:p>
-        </w:tc>
-        <w:tc>
-          <w:tcPr>
-            <w:tcW w:type="dxa" w:w="1080"/>
+            <w:tcW w:type="dxa" w:w="1530"/>
           </w:tcPr>
           <w:p>
             <w:r>
@@ -312,11 +684,11 @@
         </w:tc>
         <w:tc>
           <w:tcPr>
-            <w:tcW w:type="dxa" w:w="1080"/>
+            <w:tcW w:type="dxa" w:w="1530"/>
           </w:tcPr>
           <w:p>
             <w:r>
-              <w:t>6C</w:t>
+              <w:t>7E</w:t>
               <w:br/>
               <w:t>GENERAL SCIENCE</w:t>
             </w:r>
@@ -324,7 +696,7 @@
         </w:tc>
         <w:tc>
           <w:tcPr>
-            <w:tcW w:type="dxa" w:w="1080"/>
+            <w:tcW w:type="dxa" w:w="1530"/>
           </w:tcPr>
           <w:p>
             <w:r/>
@@ -332,11 +704,11 @@
         </w:tc>
         <w:tc>
           <w:tcPr>
-            <w:tcW w:type="dxa" w:w="1080"/>
+            <w:tcW w:type="dxa" w:w="1530"/>
           </w:tcPr>
           <w:p>
             <w:r>
-              <w:t>6C</w:t>
+              <w:t>8D</w:t>
               <w:br/>
               <w:t>GENERAL SCIENCE</w:t>
             </w:r>
@@ -344,23 +716,11 @@
         </w:tc>
         <w:tc>
           <w:tcPr>
-            <w:tcW w:type="dxa" w:w="1080"/>
+            <w:tcW w:type="dxa" w:w="1530"/>
           </w:tcPr>
           <w:p>
             <w:r>
-              <w:t>6C</w:t>
-              <w:br/>
-              <w:t>GENERAL SCIENCE</w:t>
-            </w:r>
-          </w:p>
-        </w:tc>
-        <w:tc>
-          <w:tcPr>
-            <w:tcW w:type="dxa" w:w="1080"/>
-          </w:tcPr>
-          <w:p>
-            <w:r>
-              <w:t>9:15-9:50</w:t>
+              <w:t>11:35-12:15</w:t>
             </w:r>
           </w:p>
         </w:tc>
@@ -368,27 +728,27 @@
       <w:tr>
         <w:tc>
           <w:tcPr>
-            <w:tcW w:type="dxa" w:w="1080"/>
+            <w:tcW w:type="dxa" w:w="1530"/>
           </w:tcPr>
           <w:p>
             <w:r>
-              <w:t>P4</w:t>
+              <w:t>P7</w:t>
             </w:r>
           </w:p>
         </w:tc>
         <w:tc>
           <w:tcPr>
-            <w:tcW w:type="dxa" w:w="1080"/>
+            <w:tcW w:type="dxa" w:w="1530"/>
           </w:tcPr>
           <w:p>
             <w:r>
-              <w:t>10:10-10:50</w:t>
+              <w:t>12:40-1:20</w:t>
             </w:r>
           </w:p>
         </w:tc>
         <w:tc>
           <w:tcPr>
-            <w:tcW w:type="dxa" w:w="1080"/>
+            <w:tcW w:type="dxa" w:w="1530"/>
           </w:tcPr>
           <w:p>
             <w:r/>
@@ -396,7 +756,15 @@
         </w:tc>
         <w:tc>
           <w:tcPr>
-            <w:tcW w:type="dxa" w:w="1080"/>
+            <w:tcW w:type="dxa" w:w="1530"/>
+          </w:tcPr>
+          <w:p>
+            <w:r/>
+          </w:p>
+        </w:tc>
+        <w:tc>
+          <w:tcPr>
+            <w:tcW w:type="dxa" w:w="1530"/>
           </w:tcPr>
           <w:p>
             <w:r>
@@ -408,11 +776,11 @@
         </w:tc>
         <w:tc>
           <w:tcPr>
-            <w:tcW w:type="dxa" w:w="1080"/>
+            <w:tcW w:type="dxa" w:w="1530"/>
           </w:tcPr>
           <w:p>
             <w:r>
-              <w:t>6C</w:t>
+              <w:t>7E</w:t>
               <w:br/>
               <w:t>GENERAL SCIENCE</w:t>
             </w:r>
@@ -420,7 +788,7 @@
         </w:tc>
         <w:tc>
           <w:tcPr>
-            <w:tcW w:type="dxa" w:w="1080"/>
+            <w:tcW w:type="dxa" w:w="1530"/>
           </w:tcPr>
           <w:p>
             <w:r/>
@@ -428,7 +796,57 @@
         </w:tc>
         <w:tc>
           <w:tcPr>
-            <w:tcW w:type="dxa" w:w="1080"/>
+            <w:tcW w:type="dxa" w:w="1530"/>
+          </w:tcPr>
+          <w:p>
+            <w:r/>
+          </w:p>
+        </w:tc>
+      </w:tr>
+      <w:tr>
+        <w:tc>
+          <w:tcPr>
+            <w:tcW w:type="dxa" w:w="1530"/>
+          </w:tcPr>
+          <w:p>
+            <w:r>
+              <w:t>P8</w:t>
+            </w:r>
+          </w:p>
+        </w:tc>
+        <w:tc>
+          <w:tcPr>
+            <w:tcW w:type="dxa" w:w="1530"/>
+          </w:tcPr>
+          <w:p>
+            <w:r>
+              <w:t>1:20-2:00</w:t>
+            </w:r>
+          </w:p>
+        </w:tc>
+        <w:tc>
+          <w:tcPr>
+            <w:tcW w:type="dxa" w:w="1530"/>
+          </w:tcPr>
+          <w:p>
+            <w:r>
+              <w:t>8D</w:t>
+              <w:br/>
+              <w:t>GENERAL SCIENCE</w:t>
+            </w:r>
+          </w:p>
+        </w:tc>
+        <w:tc>
+          <w:tcPr>
+            <w:tcW w:type="dxa" w:w="1530"/>
+          </w:tcPr>
+          <w:p>
+            <w:r/>
+          </w:p>
+        </w:tc>
+        <w:tc>
+          <w:tcPr>
+            <w:tcW w:type="dxa" w:w="1530"/>
           </w:tcPr>
           <w:p>
             <w:r>
@@ -440,129 +858,7 @@
         </w:tc>
         <w:tc>
           <w:tcPr>
-            <w:tcW w:type="dxa" w:w="1080"/>
-          </w:tcPr>
-          <w:p>
-            <w:r>
-              <w:t>9:50-10:25</w:t>
-            </w:r>
-          </w:p>
-        </w:tc>
-      </w:tr>
-      <w:tr>
-        <w:tc>
-          <w:tcPr>
-            <w:tcW w:type="dxa" w:w="1080"/>
-          </w:tcPr>
-          <w:p>
-            <w:r>
-              <w:t>P5</w:t>
-            </w:r>
-          </w:p>
-        </w:tc>
-        <w:tc>
-          <w:tcPr>
-            <w:tcW w:type="dxa" w:w="1080"/>
-          </w:tcPr>
-          <w:p>
-            <w:r>
-              <w:t>10:50-11:30</w:t>
-            </w:r>
-          </w:p>
-        </w:tc>
-        <w:tc>
-          <w:tcPr>
-            <w:tcW w:type="dxa" w:w="1080"/>
-          </w:tcPr>
-          <w:p>
-            <w:r>
-              <w:t>9D</w:t>
-              <w:br/>
-              <w:t>BIOLOGY</w:t>
-            </w:r>
-          </w:p>
-        </w:tc>
-        <w:tc>
-          <w:tcPr>
-            <w:tcW w:type="dxa" w:w="1080"/>
-          </w:tcPr>
-          <w:p>
-            <w:r>
-              <w:t>8D</w:t>
-              <w:br/>
-              <w:t>GENERAL SCIENCE</w:t>
-            </w:r>
-          </w:p>
-        </w:tc>
-        <w:tc>
-          <w:tcPr>
-            <w:tcW w:type="dxa" w:w="1080"/>
-          </w:tcPr>
-          <w:p>
-            <w:r>
-              <w:t>9D</w:t>
-              <w:br/>
-              <w:t>BIOLOGY</w:t>
-            </w:r>
-          </w:p>
-        </w:tc>
-        <w:tc>
-          <w:tcPr>
-            <w:tcW w:type="dxa" w:w="1080"/>
-          </w:tcPr>
-          <w:p>
-            <w:r>
-              <w:t>9D</w:t>
-              <w:br/>
-              <w:t>BIOLOGY</w:t>
-            </w:r>
-          </w:p>
-        </w:tc>
-        <w:tc>
-          <w:tcPr>
-            <w:tcW w:type="dxa" w:w="1080"/>
-          </w:tcPr>
-          <w:p>
-            <w:r>
-              <w:t>Lunch</w:t>
-            </w:r>
-          </w:p>
-        </w:tc>
-        <w:tc>
-          <w:tcPr>
-            <w:tcW w:type="dxa" w:w="1080"/>
-          </w:tcPr>
-          <w:p>
-            <w:r>
-              <w:t>10:55-11:35</w:t>
-            </w:r>
-          </w:p>
-        </w:tc>
-      </w:tr>
-      <w:tr>
-        <w:tc>
-          <w:tcPr>
-            <w:tcW w:type="dxa" w:w="1080"/>
-          </w:tcPr>
-          <w:p>
-            <w:r>
-              <w:t>Lunch</w:t>
-            </w:r>
-          </w:p>
-        </w:tc>
-        <w:tc>
-          <w:tcPr>
-            <w:tcW w:type="dxa" w:w="1080"/>
-          </w:tcPr>
-          <w:p>
-            <w:r>
-              <w:t>11:30-12:00</w:t>
-            </w:r>
-          </w:p>
-        </w:tc>
-        <w:tc>
-          <w:tcPr>
-            <w:tcW w:type="dxa" w:w="1080"/>
+            <w:tcW w:type="dxa" w:w="1530"/>
           </w:tcPr>
           <w:p>
             <w:r/>
@@ -570,7 +866,7 @@
         </w:tc>
         <w:tc>
           <w:tcPr>
-            <w:tcW w:type="dxa" w:w="1080"/>
+            <w:tcW w:type="dxa" w:w="1530"/>
           </w:tcPr>
           <w:p>
             <w:r/>
@@ -578,281 +874,7 @@
         </w:tc>
         <w:tc>
           <w:tcPr>
-            <w:tcW w:type="dxa" w:w="1080"/>
-          </w:tcPr>
-          <w:p>
-            <w:r/>
-          </w:p>
-        </w:tc>
-        <w:tc>
-          <w:tcPr>
-            <w:tcW w:type="dxa" w:w="1080"/>
-          </w:tcPr>
-          <w:p>
-            <w:r/>
-          </w:p>
-        </w:tc>
-        <w:tc>
-          <w:tcPr>
-            <w:tcW w:type="dxa" w:w="1080"/>
-          </w:tcPr>
-          <w:p>
-            <w:r>
-              <w:t>8D</w:t>
-              <w:br/>
-              <w:t>GENERAL SCIENCE</w:t>
-            </w:r>
-          </w:p>
-        </w:tc>
-        <w:tc>
-          <w:tcPr>
-            <w:tcW w:type="dxa" w:w="1080"/>
-          </w:tcPr>
-          <w:p>
-            <w:r>
-              <w:t>10:25-10:55</w:t>
-            </w:r>
-          </w:p>
-        </w:tc>
-      </w:tr>
-      <w:tr>
-        <w:tc>
-          <w:tcPr>
-            <w:tcW w:type="dxa" w:w="1080"/>
-          </w:tcPr>
-          <w:p>
-            <w:r>
-              <w:t>P6</w:t>
-            </w:r>
-          </w:p>
-        </w:tc>
-        <w:tc>
-          <w:tcPr>
-            <w:tcW w:type="dxa" w:w="1080"/>
-          </w:tcPr>
-          <w:p>
-            <w:r>
-              <w:t>12:00-12:40</w:t>
-            </w:r>
-          </w:p>
-        </w:tc>
-        <w:tc>
-          <w:tcPr>
-            <w:tcW w:type="dxa" w:w="1080"/>
-          </w:tcPr>
-          <w:p>
-            <w:r>
-              <w:t>7E</w:t>
-              <w:br/>
-              <w:t>GENERAL SCIENCE</w:t>
-            </w:r>
-          </w:p>
-        </w:tc>
-        <w:tc>
-          <w:tcPr>
-            <w:tcW w:type="dxa" w:w="1080"/>
-          </w:tcPr>
-          <w:p>
-            <w:r>
-              <w:t>7E</w:t>
-              <w:br/>
-              <w:t>GENERAL SCIENCE</w:t>
-            </w:r>
-          </w:p>
-        </w:tc>
-        <w:tc>
-          <w:tcPr>
-            <w:tcW w:type="dxa" w:w="1080"/>
-          </w:tcPr>
-          <w:p>
-            <w:r>
-              <w:t>7E</w:t>
-              <w:br/>
-              <w:t>GENERAL SCIENCE</w:t>
-            </w:r>
-          </w:p>
-        </w:tc>
-        <w:tc>
-          <w:tcPr>
-            <w:tcW w:type="dxa" w:w="1080"/>
-          </w:tcPr>
-          <w:p>
-            <w:r>
-              <w:t>7E</w:t>
-              <w:br/>
-              <w:t>GENERAL SCIENCE</w:t>
-            </w:r>
-          </w:p>
-        </w:tc>
-        <w:tc>
-          <w:tcPr>
-            <w:tcW w:type="dxa" w:w="1080"/>
-          </w:tcPr>
-          <w:p>
-            <w:r>
-              <w:t>7E</w:t>
-              <w:br/>
-              <w:t>GENERAL SCIENCE</w:t>
-            </w:r>
-          </w:p>
-        </w:tc>
-        <w:tc>
-          <w:tcPr>
-            <w:tcW w:type="dxa" w:w="1080"/>
-          </w:tcPr>
-          <w:p>
-            <w:r>
-              <w:t>11:35-12:15</w:t>
-            </w:r>
-          </w:p>
-        </w:tc>
-      </w:tr>
-      <w:tr>
-        <w:tc>
-          <w:tcPr>
-            <w:tcW w:type="dxa" w:w="1080"/>
-          </w:tcPr>
-          <w:p>
-            <w:r>
-              <w:t>P7</w:t>
-            </w:r>
-          </w:p>
-        </w:tc>
-        <w:tc>
-          <w:tcPr>
-            <w:tcW w:type="dxa" w:w="1080"/>
-          </w:tcPr>
-          <w:p>
-            <w:r>
-              <w:t>12:40-1:20</w:t>
-            </w:r>
-          </w:p>
-        </w:tc>
-        <w:tc>
-          <w:tcPr>
-            <w:tcW w:type="dxa" w:w="1080"/>
-          </w:tcPr>
-          <w:p>
-            <w:r/>
-          </w:p>
-        </w:tc>
-        <w:tc>
-          <w:tcPr>
-            <w:tcW w:type="dxa" w:w="1080"/>
-          </w:tcPr>
-          <w:p>
-            <w:r/>
-          </w:p>
-        </w:tc>
-        <w:tc>
-          <w:tcPr>
-            <w:tcW w:type="dxa" w:w="1080"/>
-          </w:tcPr>
-          <w:p>
-            <w:r>
-              <w:t>8D</w:t>
-              <w:br/>
-              <w:t>GENERAL SCIENCE</w:t>
-            </w:r>
-          </w:p>
-        </w:tc>
-        <w:tc>
-          <w:tcPr>
-            <w:tcW w:type="dxa" w:w="1080"/>
-          </w:tcPr>
-          <w:p>
-            <w:r>
-              <w:t>8D</w:t>
-              <w:br/>
-              <w:t>GENERAL SCIENCE</w:t>
-            </w:r>
-          </w:p>
-        </w:tc>
-        <w:tc>
-          <w:tcPr>
-            <w:tcW w:type="dxa" w:w="1080"/>
-          </w:tcPr>
-          <w:p>
-            <w:r/>
-          </w:p>
-        </w:tc>
-        <w:tc>
-          <w:tcPr>
-            <w:tcW w:type="dxa" w:w="1080"/>
-          </w:tcPr>
-          <w:p>
-            <w:r/>
-          </w:p>
-        </w:tc>
-      </w:tr>
-      <w:tr>
-        <w:tc>
-          <w:tcPr>
-            <w:tcW w:type="dxa" w:w="1080"/>
-          </w:tcPr>
-          <w:p>
-            <w:r>
-              <w:t>P8</w:t>
-            </w:r>
-          </w:p>
-        </w:tc>
-        <w:tc>
-          <w:tcPr>
-            <w:tcW w:type="dxa" w:w="1080"/>
-          </w:tcPr>
-          <w:p>
-            <w:r>
-              <w:t>1:20-2:00</w:t>
-            </w:r>
-          </w:p>
-        </w:tc>
-        <w:tc>
-          <w:tcPr>
-            <w:tcW w:type="dxa" w:w="1080"/>
-          </w:tcPr>
-          <w:p>
-            <w:r>
-              <w:t>6C</w:t>
-              <w:br/>
-              <w:t>GENERAL SCIENCE</w:t>
-            </w:r>
-          </w:p>
-        </w:tc>
-        <w:tc>
-          <w:tcPr>
-            <w:tcW w:type="dxa" w:w="1080"/>
-          </w:tcPr>
-          <w:p>
-            <w:r/>
-          </w:p>
-        </w:tc>
-        <w:tc>
-          <w:tcPr>
-            <w:tcW w:type="dxa" w:w="1080"/>
-          </w:tcPr>
-          <w:p>
-            <w:r/>
-          </w:p>
-        </w:tc>
-        <w:tc>
-          <w:tcPr>
-            <w:tcW w:type="dxa" w:w="1080"/>
-          </w:tcPr>
-          <w:p>
-            <w:r/>
-          </w:p>
-        </w:tc>
-        <w:tc>
-          <w:tcPr>
-            <w:tcW w:type="dxa" w:w="1080"/>
-          </w:tcPr>
-          <w:p>
-            <w:r/>
-          </w:p>
-        </w:tc>
-        <w:tc>
-          <w:tcPr>
-            <w:tcW w:type="dxa" w:w="1080"/>
+            <w:tcW w:type="dxa" w:w="1530"/>
           </w:tcPr>
           <w:p>
             <w:r/>
@@ -861,7 +883,7 @@
       </w:tr>
     </w:tbl>
     <w:sectPr>
-      <w:pgSz w:w="12240" w:h="15840"/>
+      <w:pgSz w:w="15840" w:h="12240" w:orient="landscape"/>
       <w:pgMar w:top="1440" w:right="1800" w:bottom="1440" w:left="1800" w:header="720" w:footer="720" w:gutter="0"/>
       <w:cols w:space="720"/>
       <w:docGrid w:linePitch="360"/>

--- a/FARHANA KAMRAN_timetable.docx
+++ b/FARHANA KAMRAN_timetable.docx
@@ -163,18 +163,10 @@
             <w:tcW w:type="dxa" w:w="1530"/>
           </w:tcPr>
           <w:p>
-            <w:r/>
-          </w:p>
-        </w:tc>
-        <w:tc>
-          <w:tcPr>
-            <w:tcW w:type="dxa" w:w="1530"/>
-          </w:tcPr>
-          <w:p>
             <w:r>
-              <w:t>7C</w:t>
+              <w:t>8E</w:t>
               <w:br/>
-              <w:t>GENERAL SCIENCE</w:t>
+              <w:t>G.SC</w:t>
             </w:r>
           </w:p>
         </w:tc>
@@ -184,9 +176,9 @@
           </w:tcPr>
           <w:p>
             <w:r>
-              <w:t>7C</w:t>
+              <w:t>8E</w:t>
               <w:br/>
-              <w:t>GENERAL SCIENCE</w:t>
+              <w:t>G.SC</w:t>
             </w:r>
           </w:p>
         </w:tc>
@@ -196,9 +188,21 @@
           </w:tcPr>
           <w:p>
             <w:r>
-              <w:t>7C</w:t>
+              <w:t>8E</w:t>
               <w:br/>
-              <w:t>GENERAL SCIENCE</w:t>
+              <w:t>G.SC</w:t>
+            </w:r>
+          </w:p>
+        </w:tc>
+        <w:tc>
+          <w:tcPr>
+            <w:tcW w:type="dxa" w:w="1530"/>
+          </w:tcPr>
+          <w:p>
+            <w:r>
+              <w:t>8E</w:t>
+              <w:br/>
+              <w:t>G.SC</w:t>
             </w:r>
           </w:p>
         </w:tc>
@@ -248,19 +252,7 @@
           </w:tcPr>
           <w:p>
             <w:r>
-              <w:t>6C</w:t>
-              <w:br/>
-              <w:t>GENERAL SCIENCE</w:t>
-            </w:r>
-          </w:p>
-        </w:tc>
-        <w:tc>
-          <w:tcPr>
-            <w:tcW w:type="dxa" w:w="1530"/>
-          </w:tcPr>
-          <w:p>
-            <w:r>
-              <w:t>6C</w:t>
+              <w:t>8D</w:t>
               <w:br/>
               <w:t>GENERAL SCIENCE</w:t>
             </w:r>
@@ -279,7 +271,11 @@
             <w:tcW w:type="dxa" w:w="1530"/>
           </w:tcPr>
           <w:p>
-            <w:r/>
+            <w:r>
+              <w:t>8D</w:t>
+              <w:br/>
+              <w:t>GENERAL SCIENCE</w:t>
+            </w:r>
           </w:p>
         </w:tc>
         <w:tc>
@@ -288,7 +284,19 @@
           </w:tcPr>
           <w:p>
             <w:r>
-              <w:t>7C</w:t>
+              <w:t>7E</w:t>
+              <w:br/>
+              <w:t>GENERAL SCIENCE</w:t>
+            </w:r>
+          </w:p>
+        </w:tc>
+        <w:tc>
+          <w:tcPr>
+            <w:tcW w:type="dxa" w:w="1530"/>
+          </w:tcPr>
+          <w:p>
+            <w:r>
+              <w:t>8D</w:t>
               <w:br/>
               <w:t>GENERAL SCIENCE</w:t>
             </w:r>
@@ -331,11 +339,15 @@
             <w:tcW w:type="dxa" w:w="1530"/>
           </w:tcPr>
           <w:p>
-            <w:r>
-              <w:t>9D</w:t>
-              <w:br/>
-              <w:t>BIOLOGY</w:t>
-            </w:r>
+            <w:r/>
+          </w:p>
+        </w:tc>
+        <w:tc>
+          <w:tcPr>
+            <w:tcW w:type="dxa" w:w="1530"/>
+          </w:tcPr>
+          <w:p>
+            <w:r/>
           </w:p>
         </w:tc>
         <w:tc>
@@ -355,11 +367,7 @@
             <w:tcW w:type="dxa" w:w="1530"/>
           </w:tcPr>
           <w:p>
-            <w:r>
-              <w:t>8D</w:t>
-              <w:br/>
-              <w:t>GENERAL SCIENCE</w:t>
-            </w:r>
+            <w:r/>
           </w:p>
         </w:tc>
         <w:tc>
@@ -372,14 +380,6 @@
               <w:br/>
               <w:t>GENERAL SCIENCE</w:t>
             </w:r>
-          </w:p>
-        </w:tc>
-        <w:tc>
-          <w:tcPr>
-            <w:tcW w:type="dxa" w:w="1530"/>
-          </w:tcPr>
-          <w:p>
-            <w:r/>
           </w:p>
         </w:tc>
         <w:tc>
@@ -419,7 +419,23 @@
             <w:tcW w:type="dxa" w:w="1530"/>
           </w:tcPr>
           <w:p>
-            <w:r/>
+            <w:r>
+              <w:t>7C</w:t>
+              <w:br/>
+              <w:t>GENERAL SCIENCE</w:t>
+            </w:r>
+          </w:p>
+        </w:tc>
+        <w:tc>
+          <w:tcPr>
+            <w:tcW w:type="dxa" w:w="1530"/>
+          </w:tcPr>
+          <w:p>
+            <w:r>
+              <w:t>8D</w:t>
+              <w:br/>
+              <w:t>GENERAL SCIENCE</w:t>
+            </w:r>
           </w:p>
         </w:tc>
         <w:tc>
@@ -436,19 +452,7 @@
           </w:tcPr>
           <w:p>
             <w:r>
-              <w:t>6C</w:t>
-              <w:br/>
-              <w:t>GENERAL SCIENCE</w:t>
-            </w:r>
-          </w:p>
-        </w:tc>
-        <w:tc>
-          <w:tcPr>
-            <w:tcW w:type="dxa" w:w="1530"/>
-          </w:tcPr>
-          <w:p>
-            <w:r>
-              <w:t>8D</w:t>
+              <w:t>7C</w:t>
               <w:br/>
               <w:t>GENERAL SCIENCE</w:t>
             </w:r>
@@ -575,30 +579,6 @@
             <w:tcW w:type="dxa" w:w="1530"/>
           </w:tcPr>
           <w:p>
-            <w:r>
-              <w:t>7E</w:t>
-              <w:br/>
-              <w:t>GENERAL SCIENCE</w:t>
-            </w:r>
-          </w:p>
-        </w:tc>
-        <w:tc>
-          <w:tcPr>
-            <w:tcW w:type="dxa" w:w="1530"/>
-          </w:tcPr>
-          <w:p>
-            <w:r>
-              <w:t>9D</w:t>
-              <w:br/>
-              <w:t>BIOLOGY</w:t>
-            </w:r>
-          </w:p>
-        </w:tc>
-        <w:tc>
-          <w:tcPr>
-            <w:tcW w:type="dxa" w:w="1530"/>
-          </w:tcPr>
-          <w:p>
             <w:r/>
           </w:p>
         </w:tc>
@@ -608,9 +588,9 @@
           </w:tcPr>
           <w:p>
             <w:r>
-              <w:t>9D</w:t>
+              <w:t>6C</w:t>
               <w:br/>
-              <w:t>BIOLOGY</w:t>
+              <w:t>GENERAL SCIENCE</w:t>
             </w:r>
           </w:p>
         </w:tc>
@@ -623,6 +603,30 @@
               <w:t>6C</w:t>
               <w:br/>
               <w:t>GENERAL SCIENCE</w:t>
+            </w:r>
+          </w:p>
+        </w:tc>
+        <w:tc>
+          <w:tcPr>
+            <w:tcW w:type="dxa" w:w="1530"/>
+          </w:tcPr>
+          <w:p>
+            <w:r>
+              <w:t>8D</w:t>
+              <w:br/>
+              <w:t>GENERAL SCIENCE</w:t>
+            </w:r>
+          </w:p>
+        </w:tc>
+        <w:tc>
+          <w:tcPr>
+            <w:tcW w:type="dxa" w:w="1530"/>
+          </w:tcPr>
+          <w:p>
+            <w:r>
+              <w:t>8E</w:t>
+              <w:br/>
+              <w:t>G.SC</w:t>
             </w:r>
           </w:p>
         </w:tc>
@@ -664,31 +668,7 @@
           </w:tcPr>
           <w:p>
             <w:r>
-              <w:t>7C</w:t>
-              <w:br/>
-              <w:t>GENERAL SCIENCE</w:t>
-            </w:r>
-          </w:p>
-        </w:tc>
-        <w:tc>
-          <w:tcPr>
-            <w:tcW w:type="dxa" w:w="1530"/>
-          </w:tcPr>
-          <w:p>
-            <w:r>
-              <w:t>8D</w:t>
-              <w:br/>
-              <w:t>GENERAL SCIENCE</w:t>
-            </w:r>
-          </w:p>
-        </w:tc>
-        <w:tc>
-          <w:tcPr>
-            <w:tcW w:type="dxa" w:w="1530"/>
-          </w:tcPr>
-          <w:p>
-            <w:r>
-              <w:t>7E</w:t>
+              <w:t>6C</w:t>
               <w:br/>
               <w:t>GENERAL SCIENCE</w:t>
             </w:r>
@@ -707,8 +687,24 @@
             <w:tcW w:type="dxa" w:w="1530"/>
           </w:tcPr>
           <w:p>
+            <w:r/>
+          </w:p>
+        </w:tc>
+        <w:tc>
+          <w:tcPr>
+            <w:tcW w:type="dxa" w:w="1530"/>
+          </w:tcPr>
+          <w:p>
+            <w:r/>
+          </w:p>
+        </w:tc>
+        <w:tc>
+          <w:tcPr>
+            <w:tcW w:type="dxa" w:w="1530"/>
+          </w:tcPr>
+          <w:p>
             <w:r>
-              <w:t>8D</w:t>
+              <w:t>7C</w:t>
               <w:br/>
               <w:t>GENERAL SCIENCE</w:t>
             </w:r>
@@ -759,6 +755,18 @@
             <w:tcW w:type="dxa" w:w="1530"/>
           </w:tcPr>
           <w:p>
+            <w:r>
+              <w:t>7E</w:t>
+              <w:br/>
+              <w:t>GENERAL SCIENCE</w:t>
+            </w:r>
+          </w:p>
+        </w:tc>
+        <w:tc>
+          <w:tcPr>
+            <w:tcW w:type="dxa" w:w="1530"/>
+          </w:tcPr>
+          <w:p>
             <w:r/>
           </w:p>
         </w:tc>
@@ -767,23 +775,7 @@
             <w:tcW w:type="dxa" w:w="1530"/>
           </w:tcPr>
           <w:p>
-            <w:r>
-              <w:t>9D</w:t>
-              <w:br/>
-              <w:t>BIOLOGY</w:t>
-            </w:r>
-          </w:p>
-        </w:tc>
-        <w:tc>
-          <w:tcPr>
-            <w:tcW w:type="dxa" w:w="1530"/>
-          </w:tcPr>
-          <w:p>
-            <w:r>
-              <w:t>7E</w:t>
-              <w:br/>
-              <w:t>GENERAL SCIENCE</w:t>
-            </w:r>
+            <w:r/>
           </w:p>
         </w:tc>
         <w:tc>
@@ -830,7 +822,7 @@
           </w:tcPr>
           <w:p>
             <w:r>
-              <w:t>8D</w:t>
+              <w:t>7E</w:t>
               <w:br/>
               <w:t>GENERAL SCIENCE</w:t>
             </w:r>
@@ -841,7 +833,11 @@
             <w:tcW w:type="dxa" w:w="1530"/>
           </w:tcPr>
           <w:p>
-            <w:r/>
+            <w:r>
+              <w:t>7C</w:t>
+              <w:br/>
+              <w:t>GENERAL SCIENCE</w:t>
+            </w:r>
           </w:p>
         </w:tc>
         <w:tc>
@@ -850,9 +846,9 @@
           </w:tcPr>
           <w:p>
             <w:r>
-              <w:t>9D</w:t>
+              <w:t>7C</w:t>
               <w:br/>
-              <w:t>BIOLOGY</w:t>
+              <w:t>GENERAL SCIENCE</w:t>
             </w:r>
           </w:p>
         </w:tc>
@@ -861,7 +857,11 @@
             <w:tcW w:type="dxa" w:w="1530"/>
           </w:tcPr>
           <w:p>
-            <w:r/>
+            <w:r>
+              <w:t>6C</w:t>
+              <w:br/>
+              <w:t>GENERAL SCIENCE</w:t>
+            </w:r>
           </w:p>
         </w:tc>
         <w:tc>
